--- a/artifacts/bids/2026-02-27/zayavka_2026-02-27.docx
+++ b/artifacts/bids/2026-02-27/zayavka_2026-02-27.docx
@@ -254,7 +254,7 @@
               <w:jc w:val="right"/>
             </w:pPr>
             <w:r>
-              <w:t>3,821</w:t>
+              <w:t>3,796</w:t>
             </w:r>
           </w:p>
         </w:tc>
@@ -277,7 +277,7 @@
               <w:jc w:val="right"/>
             </w:pPr>
             <w:r>
-              <w:t>1,484</w:t>
+              <w:t>1,518</w:t>
             </w:r>
           </w:p>
         </w:tc>
@@ -302,7 +302,7 @@
               <w:jc w:val="right"/>
             </w:pPr>
             <w:r>
-              <w:t>3,897</w:t>
+              <w:t>3,837</w:t>
             </w:r>
           </w:p>
         </w:tc>
@@ -325,7 +325,7 @@
               <w:jc w:val="right"/>
             </w:pPr>
             <w:r>
-              <w:t>2,122</w:t>
+              <w:t>2,155</w:t>
             </w:r>
           </w:p>
         </w:tc>
@@ -350,7 +350,7 @@
               <w:jc w:val="right"/>
             </w:pPr>
             <w:r>
-              <w:t>3,841</w:t>
+              <w:t>3,834</w:t>
             </w:r>
           </w:p>
         </w:tc>
@@ -373,7 +373,7 @@
               <w:jc w:val="right"/>
             </w:pPr>
             <w:r>
-              <w:t>2,811</w:t>
+              <w:t>2,762</w:t>
             </w:r>
           </w:p>
         </w:tc>
@@ -398,7 +398,7 @@
               <w:jc w:val="right"/>
             </w:pPr>
             <w:r>
-              <w:t>3,727</w:t>
+              <w:t>3,707</w:t>
             </w:r>
           </w:p>
         </w:tc>
@@ -421,7 +421,7 @@
               <w:jc w:val="right"/>
             </w:pPr>
             <w:r>
-              <w:t>3,369</w:t>
+              <w:t>3,295</w:t>
             </w:r>
           </w:p>
         </w:tc>
@@ -446,7 +446,7 @@
               <w:jc w:val="right"/>
             </w:pPr>
             <w:r>
-              <w:t>3,965</w:t>
+              <w:t>3,925</w:t>
             </w:r>
           </w:p>
         </w:tc>
@@ -469,7 +469,7 @@
               <w:jc w:val="right"/>
             </w:pPr>
             <w:r>
-              <w:t>4,135</w:t>
+              <w:t>4,079</w:t>
             </w:r>
           </w:p>
         </w:tc>
@@ -494,7 +494,7 @@
               <w:jc w:val="right"/>
             </w:pPr>
             <w:r>
-              <w:t>2,963</w:t>
+              <w:t>2,973</w:t>
             </w:r>
           </w:p>
         </w:tc>
@@ -517,7 +517,7 @@
               <w:jc w:val="right"/>
             </w:pPr>
             <w:r>
-              <w:t>3,947</w:t>
+              <w:t>3,922</w:t>
             </w:r>
           </w:p>
         </w:tc>
@@ -542,7 +542,7 @@
               <w:jc w:val="right"/>
             </w:pPr>
             <w:r>
-              <w:t>2,367</w:t>
+              <w:t>2,351</w:t>
             </w:r>
           </w:p>
         </w:tc>
@@ -565,7 +565,7 @@
               <w:jc w:val="right"/>
             </w:pPr>
             <w:r>
-              <w:t>4,018</w:t>
+              <w:t>4,035</w:t>
             </w:r>
           </w:p>
         </w:tc>
@@ -590,7 +590,7 @@
               <w:jc w:val="right"/>
             </w:pPr>
             <w:r>
-              <w:t>1,803</w:t>
+              <w:t>1,782</w:t>
             </w:r>
           </w:p>
         </w:tc>
@@ -613,7 +613,7 @@
               <w:jc w:val="right"/>
             </w:pPr>
             <w:r>
-              <w:t>4,148</w:t>
+              <w:t>4,131</w:t>
             </w:r>
           </w:p>
         </w:tc>
@@ -638,7 +638,7 @@
               <w:jc w:val="right"/>
             </w:pPr>
             <w:r>
-              <w:t>1,774</w:t>
+              <w:t>1,733</w:t>
             </w:r>
           </w:p>
         </w:tc>
@@ -661,7 +661,7 @@
               <w:jc w:val="right"/>
             </w:pPr>
             <w:r>
-              <w:t>4,062</w:t>
+              <w:t>4,031</w:t>
             </w:r>
           </w:p>
         </w:tc>
@@ -686,7 +686,7 @@
               <w:jc w:val="right"/>
             </w:pPr>
             <w:r>
-              <w:t>1,455</w:t>
+              <w:t>1,479</w:t>
             </w:r>
           </w:p>
         </w:tc>
@@ -709,7 +709,7 @@
               <w:jc w:val="right"/>
             </w:pPr>
             <w:r>
-              <w:t>3,542</w:t>
+              <w:t>3,483</w:t>
             </w:r>
           </w:p>
         </w:tc>
@@ -734,7 +734,7 @@
               <w:jc w:val="right"/>
             </w:pPr>
             <w:r>
-              <w:t>1,304</w:t>
+              <w:t>1,298</w:t>
             </w:r>
           </w:p>
         </w:tc>
@@ -757,7 +757,7 @@
               <w:jc w:val="right"/>
             </w:pPr>
             <w:r>
-              <w:t>3,282</w:t>
+              <w:t>3,238</w:t>
             </w:r>
           </w:p>
         </w:tc>
@@ -782,7 +782,7 @@
               <w:jc w:val="right"/>
             </w:pPr>
             <w:r>
-              <w:t>1,014</w:t>
+              <w:t>0,987</w:t>
             </w:r>
           </w:p>
         </w:tc>
@@ -805,7 +805,7 @@
               <w:jc w:val="right"/>
             </w:pPr>
             <w:r>
-              <w:t>3,033</w:t>
+              <w:t>2,958</w:t>
             </w:r>
           </w:p>
         </w:tc>
@@ -821,7 +821,7 @@
         <w:rPr>
           <w:b/>
         </w:rPr>
-        <w:t>Итого за сутки: 71,884 МВт·ч.</w:t>
+        <w:t>Итого за сутки: 71,309 МВт·ч.</w:t>
       </w:r>
     </w:p>
     <w:p>
@@ -834,7 +834,7 @@
     </w:p>
     <w:p>
       <w:r>
-        <w:t>Прогноз 466ec0e32af4, сформирован 26.02.2026 05:00 (Астана); модель windcast-0.1.0-cascade+direct; погода: Open-Meteo Previous Runs: ECMWF IFS, ECMWF AIFS, ICON, GFS, UKMO, GEM, CMA, выпуск 2026-02-25 18:00:00 UTC.</w:t>
+        <w:t>Прогноз 180fb68e2ab3, сформирован 26.02.2026 05:00 (Астана); модель windcast-0.1.0-cascade+direct; погода: Open-Meteo Previous Runs: ECMWF IFS, ECMWF AIFS, ICON, GFS, UKMO, GEM, CMA, выпуск 2026-02-25 18:00:00 UTC.</w:t>
       </w:r>
     </w:p>
     <w:tbl>
@@ -940,7 +940,7 @@
           </w:tcPr>
           <w:p>
             <w:r>
-              <w:t>2,089</w:t>
+              <w:t>2,107</w:t>
             </w:r>
           </w:p>
         </w:tc>
@@ -950,7 +950,7 @@
           </w:tcPr>
           <w:p>
             <w:r>
-              <w:t>3,821</w:t>
+              <w:t>3,796</w:t>
             </w:r>
           </w:p>
         </w:tc>
@@ -960,7 +960,7 @@
           </w:tcPr>
           <w:p>
             <w:r>
-              <w:t>4,928</w:t>
+              <w:t>4,920</w:t>
             </w:r>
           </w:p>
         </w:tc>
@@ -970,7 +970,7 @@
           </w:tcPr>
           <w:p>
             <w:r>
-              <w:t>9.5 ❄</w:t>
+              <w:t>9.4 ❄</w:t>
             </w:r>
           </w:p>
         </w:tc>
@@ -1002,7 +1002,7 @@
           </w:tcPr>
           <w:p>
             <w:r>
-              <w:t>1,983</w:t>
+              <w:t>2,033</w:t>
             </w:r>
           </w:p>
         </w:tc>
@@ -1012,7 +1012,7 @@
           </w:tcPr>
           <w:p>
             <w:r>
-              <w:t>3,897</w:t>
+              <w:t>3,837</w:t>
             </w:r>
           </w:p>
         </w:tc>
@@ -1022,7 +1022,7 @@
           </w:tcPr>
           <w:p>
             <w:r>
-              <w:t>4,950</w:t>
+              <w:t>4,953</w:t>
             </w:r>
           </w:p>
         </w:tc>
@@ -1032,7 +1032,7 @@
           </w:tcPr>
           <w:p>
             <w:r>
-              <w:t>9.6 ❄</w:t>
+              <w:t>9.5 ❄</w:t>
             </w:r>
           </w:p>
         </w:tc>
@@ -1064,7 +1064,7 @@
           </w:tcPr>
           <w:p>
             <w:r>
-              <w:t>1,920</w:t>
+              <w:t>1,915</w:t>
             </w:r>
           </w:p>
         </w:tc>
@@ -1074,7 +1074,7 @@
           </w:tcPr>
           <w:p>
             <w:r>
-              <w:t>3,841</w:t>
+              <w:t>3,834</w:t>
             </w:r>
           </w:p>
         </w:tc>
@@ -1084,7 +1084,7 @@
           </w:tcPr>
           <w:p>
             <w:r>
-              <w:t>4,939</w:t>
+              <w:t>4,931</w:t>
             </w:r>
           </w:p>
         </w:tc>
@@ -1094,7 +1094,7 @@
           </w:tcPr>
           <w:p>
             <w:r>
-              <w:t>9.6 ❄</w:t>
+              <w:t>9.5 ❄</w:t>
             </w:r>
           </w:p>
         </w:tc>
@@ -1126,7 +1126,7 @@
           </w:tcPr>
           <w:p>
             <w:r>
-              <w:t>1,777</w:t>
+              <w:t>1,740</w:t>
             </w:r>
           </w:p>
         </w:tc>
@@ -1136,7 +1136,7 @@
           </w:tcPr>
           <w:p>
             <w:r>
-              <w:t>3,727</w:t>
+              <w:t>3,707</w:t>
             </w:r>
           </w:p>
         </w:tc>
@@ -1146,7 +1146,7 @@
           </w:tcPr>
           <w:p>
             <w:r>
-              <w:t>4,909</w:t>
+              <w:t>4,913</w:t>
             </w:r>
           </w:p>
         </w:tc>
@@ -1188,7 +1188,7 @@
           </w:tcPr>
           <w:p>
             <w:r>
-              <w:t>1,296</w:t>
+              <w:t>1,309</w:t>
             </w:r>
           </w:p>
         </w:tc>
@@ -1198,7 +1198,7 @@
           </w:tcPr>
           <w:p>
             <w:r>
-              <w:t>3,965</w:t>
+              <w:t>3,925</w:t>
             </w:r>
           </w:p>
         </w:tc>
@@ -1208,7 +1208,7 @@
           </w:tcPr>
           <w:p>
             <w:r>
-              <w:t>4,874</w:t>
+              <w:t>4,852</w:t>
             </w:r>
           </w:p>
         </w:tc>
@@ -1250,7 +1250,7 @@
           </w:tcPr>
           <w:p>
             <w:r>
-              <w:t>0,920</w:t>
+              <w:t>0,987</w:t>
             </w:r>
           </w:p>
         </w:tc>
@@ -1260,7 +1260,7 @@
           </w:tcPr>
           <w:p>
             <w:r>
-              <w:t>2,963</w:t>
+              <w:t>2,973</w:t>
             </w:r>
           </w:p>
         </w:tc>
@@ -1270,7 +1270,7 @@
           </w:tcPr>
           <w:p>
             <w:r>
-              <w:t>4,728</w:t>
+              <w:t>4,779</w:t>
             </w:r>
           </w:p>
         </w:tc>
@@ -1312,7 +1312,7 @@
           </w:tcPr>
           <w:p>
             <w:r>
-              <w:t>0,521</w:t>
+              <w:t>0,530</w:t>
             </w:r>
           </w:p>
         </w:tc>
@@ -1322,7 +1322,7 @@
           </w:tcPr>
           <w:p>
             <w:r>
-              <w:t>2,367</w:t>
+              <w:t>2,351</w:t>
             </w:r>
           </w:p>
         </w:tc>
@@ -1332,7 +1332,7 @@
           </w:tcPr>
           <w:p>
             <w:r>
-              <w:t>4,505</w:t>
+              <w:t>4,452</w:t>
             </w:r>
           </w:p>
         </w:tc>
@@ -1374,7 +1374,7 @@
           </w:tcPr>
           <w:p>
             <w:r>
-              <w:t>0,248</w:t>
+              <w:t>0,226</w:t>
             </w:r>
           </w:p>
         </w:tc>
@@ -1384,7 +1384,7 @@
           </w:tcPr>
           <w:p>
             <w:r>
-              <w:t>1,803</w:t>
+              <w:t>1,782</w:t>
             </w:r>
           </w:p>
         </w:tc>
@@ -1394,7 +1394,7 @@
           </w:tcPr>
           <w:p>
             <w:r>
-              <w:t>4,096</w:t>
+              <w:t>4,072</w:t>
             </w:r>
           </w:p>
         </w:tc>
@@ -1436,7 +1436,7 @@
           </w:tcPr>
           <w:p>
             <w:r>
-              <w:t>0,118</w:t>
+              <w:t>0,123</w:t>
             </w:r>
           </w:p>
         </w:tc>
@@ -1446,7 +1446,7 @@
           </w:tcPr>
           <w:p>
             <w:r>
-              <w:t>1,774</w:t>
+              <w:t>1,733</w:t>
             </w:r>
           </w:p>
         </w:tc>
@@ -1456,7 +1456,7 @@
           </w:tcPr>
           <w:p>
             <w:r>
-              <w:t>4,162</w:t>
+              <w:t>4,159</w:t>
             </w:r>
           </w:p>
         </w:tc>
@@ -1498,7 +1498,7 @@
           </w:tcPr>
           <w:p>
             <w:r>
-              <w:t>0,126</w:t>
+              <w:t>0,122</w:t>
             </w:r>
           </w:p>
         </w:tc>
@@ -1508,7 +1508,7 @@
           </w:tcPr>
           <w:p>
             <w:r>
-              <w:t>1,455</w:t>
+              <w:t>1,479</w:t>
             </w:r>
           </w:p>
         </w:tc>
@@ -1518,7 +1518,7 @@
           </w:tcPr>
           <w:p>
             <w:r>
-              <w:t>3,908</w:t>
+              <w:t>3,930</w:t>
             </w:r>
           </w:p>
         </w:tc>
@@ -1560,7 +1560,7 @@
           </w:tcPr>
           <w:p>
             <w:r>
-              <w:t>0,049</w:t>
+              <w:t>0,047</w:t>
             </w:r>
           </w:p>
         </w:tc>
@@ -1570,7 +1570,7 @@
           </w:tcPr>
           <w:p>
             <w:r>
-              <w:t>1,304</w:t>
+              <w:t>1,298</w:t>
             </w:r>
           </w:p>
         </w:tc>
@@ -1580,7 +1580,7 @@
           </w:tcPr>
           <w:p>
             <w:r>
-              <w:t>3,355</w:t>
+              <w:t>3,348</w:t>
             </w:r>
           </w:p>
         </w:tc>
@@ -1632,7 +1632,7 @@
           </w:tcPr>
           <w:p>
             <w:r>
-              <w:t>1,014</w:t>
+              <w:t>0,987</w:t>
             </w:r>
           </w:p>
         </w:tc>
@@ -1642,7 +1642,7 @@
           </w:tcPr>
           <w:p>
             <w:r>
-              <w:t>3,422</w:t>
+              <w:t>3,392</w:t>
             </w:r>
           </w:p>
         </w:tc>
@@ -1684,7 +1684,7 @@
           </w:tcPr>
           <w:p>
             <w:r>
-              <w:t>0,150</w:t>
+              <w:t>0,147</w:t>
             </w:r>
           </w:p>
         </w:tc>
@@ -1694,7 +1694,7 @@
           </w:tcPr>
           <w:p>
             <w:r>
-              <w:t>1,484</w:t>
+              <w:t>1,518</w:t>
             </w:r>
           </w:p>
         </w:tc>
@@ -1704,7 +1704,7 @@
           </w:tcPr>
           <w:p>
             <w:r>
-              <w:t>3,982</w:t>
+              <w:t>3,963</w:t>
             </w:r>
           </w:p>
         </w:tc>
@@ -1714,7 +1714,7 @@
           </w:tcPr>
           <w:p>
             <w:r>
-              <w:t>6.5</w:t>
+              <w:t>6.6</w:t>
             </w:r>
           </w:p>
         </w:tc>
@@ -1746,7 +1746,7 @@
           </w:tcPr>
           <w:p>
             <w:r>
-              <w:t>0,302</w:t>
+              <w:t>0,305</w:t>
             </w:r>
           </w:p>
         </w:tc>
@@ -1756,7 +1756,7 @@
           </w:tcPr>
           <w:p>
             <w:r>
-              <w:t>2,122</w:t>
+              <w:t>2,155</w:t>
             </w:r>
           </w:p>
         </w:tc>
@@ -1766,7 +1766,7 @@
           </w:tcPr>
           <w:p>
             <w:r>
-              <w:t>4,479</w:t>
+              <w:t>4,466</w:t>
             </w:r>
           </w:p>
         </w:tc>
@@ -1808,7 +1808,7 @@
           </w:tcPr>
           <w:p>
             <w:r>
-              <w:t>0,787</w:t>
+              <w:t>0,786</w:t>
             </w:r>
           </w:p>
         </w:tc>
@@ -1818,7 +1818,7 @@
           </w:tcPr>
           <w:p>
             <w:r>
-              <w:t>2,811</w:t>
+              <w:t>2,762</w:t>
             </w:r>
           </w:p>
         </w:tc>
@@ -1828,7 +1828,7 @@
           </w:tcPr>
           <w:p>
             <w:r>
-              <w:t>4,752</w:t>
+              <w:t>4,756</w:t>
             </w:r>
           </w:p>
         </w:tc>
@@ -1838,7 +1838,7 @@
           </w:tcPr>
           <w:p>
             <w:r>
-              <w:t>8.5</w:t>
+              <w:t>8.4</w:t>
             </w:r>
           </w:p>
         </w:tc>
@@ -1870,7 +1870,7 @@
           </w:tcPr>
           <w:p>
             <w:r>
-              <w:t>1,572</w:t>
+              <w:t>1,552</w:t>
             </w:r>
           </w:p>
         </w:tc>
@@ -1880,7 +1880,7 @@
           </w:tcPr>
           <w:p>
             <w:r>
-              <w:t>3,369</w:t>
+              <w:t>3,295</w:t>
             </w:r>
           </w:p>
         </w:tc>
@@ -1890,7 +1890,7 @@
           </w:tcPr>
           <w:p>
             <w:r>
-              <w:t>4,930</w:t>
+              <w:t>4,933</w:t>
             </w:r>
           </w:p>
         </w:tc>
@@ -1900,7 +1900,7 @@
           </w:tcPr>
           <w:p>
             <w:r>
-              <w:t>8.9</w:t>
+              <w:t>8.8</w:t>
             </w:r>
           </w:p>
         </w:tc>
@@ -1932,7 +1932,7 @@
           </w:tcPr>
           <w:p>
             <w:r>
-              <w:t>2,294</w:t>
+              <w:t>2,264</w:t>
             </w:r>
           </w:p>
         </w:tc>
@@ -1942,7 +1942,7 @@
           </w:tcPr>
           <w:p>
             <w:r>
-              <w:t>4,135</w:t>
+              <w:t>4,079</w:t>
             </w:r>
           </w:p>
         </w:tc>
@@ -1952,7 +1952,7 @@
           </w:tcPr>
           <w:p>
             <w:r>
-              <w:t>4,974</w:t>
+              <w:t>4,972</w:t>
             </w:r>
           </w:p>
         </w:tc>
@@ -1962,7 +1962,7 @@
           </w:tcPr>
           <w:p>
             <w:r>
-              <w:t>10.0</w:t>
+              <w:t>9.9</w:t>
             </w:r>
           </w:p>
         </w:tc>
@@ -1994,7 +1994,7 @@
           </w:tcPr>
           <w:p>
             <w:r>
-              <w:t>2,373</w:t>
+              <w:t>2,381</w:t>
             </w:r>
           </w:p>
         </w:tc>
@@ -2004,7 +2004,7 @@
           </w:tcPr>
           <w:p>
             <w:r>
-              <w:t>3,947</w:t>
+              <w:t>3,922</w:t>
             </w:r>
           </w:p>
         </w:tc>
@@ -2014,7 +2014,7 @@
           </w:tcPr>
           <w:p>
             <w:r>
-              <w:t>4,933</w:t>
+              <w:t>4,936</w:t>
             </w:r>
           </w:p>
         </w:tc>
@@ -2024,7 +2024,7 @@
           </w:tcPr>
           <w:p>
             <w:r>
-              <w:t>9.7</w:t>
+              <w:t>9.6</w:t>
             </w:r>
           </w:p>
         </w:tc>
@@ -2056,7 +2056,7 @@
           </w:tcPr>
           <w:p>
             <w:r>
-              <w:t>2,628</w:t>
+              <w:t>2,656</w:t>
             </w:r>
           </w:p>
         </w:tc>
@@ -2066,7 +2066,7 @@
           </w:tcPr>
           <w:p>
             <w:r>
-              <w:t>4,018</w:t>
+              <w:t>4,035</w:t>
             </w:r>
           </w:p>
         </w:tc>
@@ -2086,7 +2086,7 @@
           </w:tcPr>
           <w:p>
             <w:r>
-              <w:t>9.7 ❄</w:t>
+              <w:t>9.6 ❄</w:t>
             </w:r>
           </w:p>
         </w:tc>
@@ -2118,7 +2118,7 @@
           </w:tcPr>
           <w:p>
             <w:r>
-              <w:t>2,733</w:t>
+              <w:t>2,791</w:t>
             </w:r>
           </w:p>
         </w:tc>
@@ -2128,7 +2128,7 @@
           </w:tcPr>
           <w:p>
             <w:r>
-              <w:t>4,148</w:t>
+              <w:t>4,131</w:t>
             </w:r>
           </w:p>
         </w:tc>
@@ -2138,7 +2138,7 @@
           </w:tcPr>
           <w:p>
             <w:r>
-              <w:t>4,935</w:t>
+              <w:t>4,933</w:t>
             </w:r>
           </w:p>
         </w:tc>
@@ -2180,7 +2180,7 @@
           </w:tcPr>
           <w:p>
             <w:r>
-              <w:t>2,310</w:t>
+              <w:t>2,274</w:t>
             </w:r>
           </w:p>
         </w:tc>
@@ -2190,7 +2190,7 @@
           </w:tcPr>
           <w:p>
             <w:r>
-              <w:t>4,062</w:t>
+              <w:t>4,031</w:t>
             </w:r>
           </w:p>
         </w:tc>
@@ -2210,7 +2210,7 @@
           </w:tcPr>
           <w:p>
             <w:r>
-              <w:t>10.0</w:t>
+              <w:t>9.9</w:t>
             </w:r>
           </w:p>
         </w:tc>
@@ -2242,7 +2242,7 @@
           </w:tcPr>
           <w:p>
             <w:r>
-              <w:t>1,713</w:t>
+              <w:t>1,741</w:t>
             </w:r>
           </w:p>
         </w:tc>
@@ -2252,7 +2252,7 @@
           </w:tcPr>
           <w:p>
             <w:r>
-              <w:t>3,542</w:t>
+              <w:t>3,483</w:t>
             </w:r>
           </w:p>
         </w:tc>
@@ -2262,7 +2262,7 @@
           </w:tcPr>
           <w:p>
             <w:r>
-              <w:t>4,883</w:t>
+              <w:t>4,892</w:t>
             </w:r>
           </w:p>
         </w:tc>
@@ -2272,7 +2272,7 @@
           </w:tcPr>
           <w:p>
             <w:r>
-              <w:t>9.3 ❄</w:t>
+              <w:t>9.2 ❄</w:t>
             </w:r>
           </w:p>
         </w:tc>
@@ -2304,7 +2304,7 @@
           </w:tcPr>
           <w:p>
             <w:r>
-              <w:t>1,562</w:t>
+              <w:t>1,511</w:t>
             </w:r>
           </w:p>
         </w:tc>
@@ -2314,7 +2314,7 @@
           </w:tcPr>
           <w:p>
             <w:r>
-              <w:t>3,282</w:t>
+              <w:t>3,238</w:t>
             </w:r>
           </w:p>
         </w:tc>
@@ -2324,7 +2324,7 @@
           </w:tcPr>
           <w:p>
             <w:r>
-              <w:t>4,830</w:t>
+              <w:t>4,819</w:t>
             </w:r>
           </w:p>
         </w:tc>
@@ -2334,7 +2334,7 @@
           </w:tcPr>
           <w:p>
             <w:r>
-              <w:t>8.8 ❄</w:t>
+              <w:t>8.7 ❄</w:t>
             </w:r>
           </w:p>
         </w:tc>
@@ -2366,7 +2366,7 @@
           </w:tcPr>
           <w:p>
             <w:r>
-              <w:t>1,256</w:t>
+              <w:t>1,269</w:t>
             </w:r>
           </w:p>
         </w:tc>
@@ -2376,7 +2376,7 @@
           </w:tcPr>
           <w:p>
             <w:r>
-              <w:t>3,033</w:t>
+              <w:t>2,958</w:t>
             </w:r>
           </w:p>
         </w:tc>
@@ -2386,7 +2386,7 @@
           </w:tcPr>
           <w:p>
             <w:r>
-              <w:t>4,768</w:t>
+              <w:t>4,744</w:t>
             </w:r>
           </w:p>
         </w:tc>
@@ -2396,7 +2396,7 @@
           </w:tcPr>
           <w:p>
             <w:r>
-              <w:t>8.5</w:t>
+              <w:t>8.4</w:t>
             </w:r>
           </w:p>
         </w:tc>
@@ -2431,7 +2431,7 @@
         <w:pStyle w:val="ListBullet"/>
       </w:pPr>
       <w:r>
-        <w:t>резкий спад на 2.16 МВт за 3 ч к 07:00</w:t>
+        <w:t>резкий спад на 2.15 МВт за 3 ч к 07:00</w:t>
       </w:r>
     </w:p>
     <w:p>
@@ -2439,7 +2439,7 @@
         <w:pStyle w:val="ListBullet"/>
       </w:pPr>
       <w:r>
-        <w:t>резкий рост на 2.02 МВт за 3 ч к 16:00</w:t>
+        <w:t>резкий рост на 1.93 МВт за 3 ч к 16:00</w:t>
       </w:r>
     </w:p>
     <w:p>
@@ -2576,7 +2576,7 @@
           </w:tcPr>
           <w:p>
             <w:r>
-              <w:t>0,610</w:t>
+              <w:t>0,585</w:t>
             </w:r>
           </w:p>
         </w:tc>
@@ -2586,7 +2586,7 @@
           </w:tcPr>
           <w:p>
             <w:r>
-              <w:t>3,897 → 3,287</w:t>
+              <w:t>3,837 → 3,252</w:t>
             </w:r>
           </w:p>
         </w:tc>
@@ -2638,7 +2638,7 @@
           </w:tcPr>
           <w:p>
             <w:r>
-              <w:t>1,006</w:t>
+              <w:t>0,983</w:t>
             </w:r>
           </w:p>
         </w:tc>
@@ -2648,7 +2648,7 @@
           </w:tcPr>
           <w:p>
             <w:r>
-              <w:t>3,965 → 2,959</w:t>
+              <w:t>3,925 → 2,942</w:t>
             </w:r>
           </w:p>
         </w:tc>
@@ -2700,7 +2700,7 @@
           </w:tcPr>
           <w:p>
             <w:r>
-              <w:t>0,697</w:t>
+              <w:t>0,780</w:t>
             </w:r>
           </w:p>
         </w:tc>
@@ -2710,7 +2710,7 @@
           </w:tcPr>
           <w:p>
             <w:r>
-              <w:t>2,963 → 2,266</w:t>
+              <w:t>2,973 → 2,193</w:t>
             </w:r>
           </w:p>
         </w:tc>
@@ -2762,7 +2762,7 @@
           </w:tcPr>
           <w:p>
             <w:r>
-              <w:t>0,572</w:t>
+              <w:t>0,634</w:t>
             </w:r>
           </w:p>
         </w:tc>
@@ -2772,7 +2772,7 @@
           </w:tcPr>
           <w:p>
             <w:r>
-              <w:t>3,727 → 3,155</w:t>
+              <w:t>3,707 → 3,073</w:t>
             </w:r>
           </w:p>
         </w:tc>
@@ -2824,7 +2824,7 @@
           </w:tcPr>
           <w:p>
             <w:r>
-              <w:t>0,571</w:t>
+              <w:t>0,622</w:t>
             </w:r>
           </w:p>
         </w:tc>
@@ -2834,7 +2834,7 @@
           </w:tcPr>
           <w:p>
             <w:r>
-              <w:t>2,367 → 1,796</w:t>
+              <w:t>2,351 → 1,729</w:t>
             </w:r>
           </w:p>
         </w:tc>
@@ -2886,7 +2886,7 @@
           </w:tcPr>
           <w:p>
             <w:r>
-              <w:t>0,861</w:t>
+              <w:t>0,831</w:t>
             </w:r>
           </w:p>
         </w:tc>
@@ -2896,7 +2896,7 @@
           </w:tcPr>
           <w:p>
             <w:r>
-              <w:t>1,774 → 0,913</w:t>
+              <w:t>1,733 → 0,902</w:t>
             </w:r>
           </w:p>
         </w:tc>
@@ -2948,7 +2948,7 @@
           </w:tcPr>
           <w:p>
             <w:r>
-              <w:t>0,512</w:t>
+              <w:t>0,515</w:t>
             </w:r>
           </w:p>
         </w:tc>
@@ -2958,7 +2958,7 @@
           </w:tcPr>
           <w:p>
             <w:r>
-              <w:t>1,803 → 1,291</w:t>
+              <w:t>1,782 → 1,267</w:t>
             </w:r>
           </w:p>
         </w:tc>
@@ -3010,7 +3010,7 @@
           </w:tcPr>
           <w:p>
             <w:r>
-              <w:t>0,622</w:t>
+              <w:t>0,661</w:t>
             </w:r>
           </w:p>
         </w:tc>
@@ -3020,7 +3020,7 @@
           </w:tcPr>
           <w:p>
             <w:r>
-              <w:t>1,455 → 0,833</w:t>
+              <w:t>1,479 → 0,818</w:t>
             </w:r>
           </w:p>
         </w:tc>
@@ -3072,7 +3072,7 @@
           </w:tcPr>
           <w:p>
             <w:r>
-              <w:t>0,528</w:t>
+              <w:t>0,529</w:t>
             </w:r>
           </w:p>
         </w:tc>
@@ -3082,7 +3082,7 @@
           </w:tcPr>
           <w:p>
             <w:r>
-              <w:t>1,304 → 0,776</w:t>
+              <w:t>1,298 → 0,769</w:t>
             </w:r>
           </w:p>
         </w:tc>
@@ -3134,7 +3134,7 @@
           </w:tcPr>
           <w:p>
             <w:r>
-              <w:t>0,534</w:t>
+              <w:t>0,593</w:t>
             </w:r>
           </w:p>
         </w:tc>
@@ -3144,7 +3144,7 @@
           </w:tcPr>
           <w:p>
             <w:r>
-              <w:t>1,484 → 0,950</w:t>
+              <w:t>1,518 → 0,925</w:t>
             </w:r>
           </w:p>
         </w:tc>
@@ -3206,7 +3206,7 @@
           </w:tcPr>
           <w:p>
             <w:r>
-              <w:t>2,122 → 1,425</w:t>
+              <w:t>2,155 → 1,458</w:t>
             </w:r>
           </w:p>
         </w:tc>
@@ -3258,7 +3258,7 @@
           </w:tcPr>
           <w:p>
             <w:r>
-              <w:t>1,321</w:t>
+              <w:t>1,234</w:t>
             </w:r>
           </w:p>
         </w:tc>
@@ -3268,7 +3268,7 @@
           </w:tcPr>
           <w:p>
             <w:r>
-              <w:t>2,811 → 1,490</w:t>
+              <w:t>2,762 → 1,528</w:t>
             </w:r>
           </w:p>
         </w:tc>
@@ -3320,7 +3320,7 @@
           </w:tcPr>
           <w:p>
             <w:r>
-              <w:t>0,598</w:t>
+              <w:t>0,504</w:t>
             </w:r>
           </w:p>
         </w:tc>
@@ -3330,7 +3330,7 @@
           </w:tcPr>
           <w:p>
             <w:r>
-              <w:t>3,369 → 2,771</w:t>
+              <w:t>3,295 → 2,791</w:t>
             </w:r>
           </w:p>
         </w:tc>
@@ -3382,7 +3382,7 @@
           </w:tcPr>
           <w:p>
             <w:r>
-              <w:t>0,860</w:t>
+              <w:t>0,852</w:t>
             </w:r>
           </w:p>
         </w:tc>
@@ -3392,7 +3392,7 @@
           </w:tcPr>
           <w:p>
             <w:r>
-              <w:t>4,135 → 3,275</w:t>
+              <w:t>4,079 → 3,227</w:t>
             </w:r>
           </w:p>
         </w:tc>
@@ -3414,7 +3414,7 @@
           </w:tcPr>
           <w:p>
             <w:r>
-              <w:t>27.02 11:00</w:t>
+              <w:t>27.02 05:00</w:t>
             </w:r>
           </w:p>
         </w:tc>
@@ -3444,7 +3444,7 @@
           </w:tcPr>
           <w:p>
             <w:r>
-              <w:t>0,506</w:t>
+              <w:t>0,552</w:t>
             </w:r>
           </w:p>
         </w:tc>
@@ -3454,7 +3454,7 @@
           </w:tcPr>
           <w:p>
             <w:r>
-              <w:t>4,148 → 3,642</w:t>
+              <w:t>4,131 → 3,579</w:t>
             </w:r>
           </w:p>
         </w:tc>

--- a/artifacts/bids/2026-02-27/zayavka_2026-02-27.docx
+++ b/artifacts/bids/2026-02-27/zayavka_2026-02-27.docx
@@ -254,7 +254,7 @@
               <w:jc w:val="right"/>
             </w:pPr>
             <w:r>
-              <w:t>3,796</w:t>
+              <w:t>3,780</w:t>
             </w:r>
           </w:p>
         </w:tc>
@@ -277,7 +277,7 @@
               <w:jc w:val="right"/>
             </w:pPr>
             <w:r>
-              <w:t>1,518</w:t>
+              <w:t>1,504</w:t>
             </w:r>
           </w:p>
         </w:tc>
@@ -302,7 +302,7 @@
               <w:jc w:val="right"/>
             </w:pPr>
             <w:r>
-              <w:t>3,837</w:t>
+              <w:t>3,812</w:t>
             </w:r>
           </w:p>
         </w:tc>
@@ -325,7 +325,7 @@
               <w:jc w:val="right"/>
             </w:pPr>
             <w:r>
-              <w:t>2,155</w:t>
+              <w:t>2,171</w:t>
             </w:r>
           </w:p>
         </w:tc>
@@ -350,7 +350,7 @@
               <w:jc w:val="right"/>
             </w:pPr>
             <w:r>
-              <w:t>3,834</w:t>
+              <w:t>3,765</w:t>
             </w:r>
           </w:p>
         </w:tc>
@@ -373,7 +373,7 @@
               <w:jc w:val="right"/>
             </w:pPr>
             <w:r>
-              <w:t>2,762</w:t>
+              <w:t>2,743</w:t>
             </w:r>
           </w:p>
         </w:tc>
@@ -398,7 +398,7 @@
               <w:jc w:val="right"/>
             </w:pPr>
             <w:r>
-              <w:t>3,707</w:t>
+              <w:t>3,659</w:t>
             </w:r>
           </w:p>
         </w:tc>
@@ -421,7 +421,7 @@
               <w:jc w:val="right"/>
             </w:pPr>
             <w:r>
-              <w:t>3,295</w:t>
+              <w:t>3,210</w:t>
             </w:r>
           </w:p>
         </w:tc>
@@ -446,7 +446,7 @@
               <w:jc w:val="right"/>
             </w:pPr>
             <w:r>
-              <w:t>3,925</w:t>
+              <w:t>3,901</w:t>
             </w:r>
           </w:p>
         </w:tc>
@@ -469,7 +469,7 @@
               <w:jc w:val="right"/>
             </w:pPr>
             <w:r>
-              <w:t>4,079</w:t>
+              <w:t>4,075</w:t>
             </w:r>
           </w:p>
         </w:tc>
@@ -494,7 +494,7 @@
               <w:jc w:val="right"/>
             </w:pPr>
             <w:r>
-              <w:t>2,973</w:t>
+              <w:t>2,934</w:t>
             </w:r>
           </w:p>
         </w:tc>
@@ -517,7 +517,7 @@
               <w:jc w:val="right"/>
             </w:pPr>
             <w:r>
-              <w:t>3,922</w:t>
+              <w:t>3,925</w:t>
             </w:r>
           </w:p>
         </w:tc>
@@ -542,7 +542,7 @@
               <w:jc w:val="right"/>
             </w:pPr>
             <w:r>
-              <w:t>2,351</w:t>
+              <w:t>2,338</w:t>
             </w:r>
           </w:p>
         </w:tc>
@@ -565,7 +565,7 @@
               <w:jc w:val="right"/>
             </w:pPr>
             <w:r>
-              <w:t>4,035</w:t>
+              <w:t>4,018</w:t>
             </w:r>
           </w:p>
         </w:tc>
@@ -590,7 +590,7 @@
               <w:jc w:val="right"/>
             </w:pPr>
             <w:r>
-              <w:t>1,782</w:t>
+              <w:t>1,741</w:t>
             </w:r>
           </w:p>
         </w:tc>
@@ -613,7 +613,7 @@
               <w:jc w:val="right"/>
             </w:pPr>
             <w:r>
-              <w:t>4,131</w:t>
+              <w:t>4,180</w:t>
             </w:r>
           </w:p>
         </w:tc>
@@ -638,7 +638,7 @@
               <w:jc w:val="right"/>
             </w:pPr>
             <w:r>
-              <w:t>1,733</w:t>
+              <w:t>1,674</w:t>
             </w:r>
           </w:p>
         </w:tc>
@@ -661,7 +661,7 @@
               <w:jc w:val="right"/>
             </w:pPr>
             <w:r>
-              <w:t>4,031</w:t>
+              <w:t>4,088</w:t>
             </w:r>
           </w:p>
         </w:tc>
@@ -686,7 +686,7 @@
               <w:jc w:val="right"/>
             </w:pPr>
             <w:r>
-              <w:t>1,479</w:t>
+              <w:t>1,452</w:t>
             </w:r>
           </w:p>
         </w:tc>
@@ -709,7 +709,7 @@
               <w:jc w:val="right"/>
             </w:pPr>
             <w:r>
-              <w:t>3,483</w:t>
+              <w:t>3,497</w:t>
             </w:r>
           </w:p>
         </w:tc>
@@ -734,7 +734,7 @@
               <w:jc w:val="right"/>
             </w:pPr>
             <w:r>
-              <w:t>1,298</w:t>
+              <w:t>1,278</w:t>
             </w:r>
           </w:p>
         </w:tc>
@@ -757,7 +757,7 @@
               <w:jc w:val="right"/>
             </w:pPr>
             <w:r>
-              <w:t>3,238</w:t>
+              <w:t>3,245</w:t>
             </w:r>
           </w:p>
         </w:tc>
@@ -782,7 +782,7 @@
               <w:jc w:val="right"/>
             </w:pPr>
             <w:r>
-              <w:t>0,987</w:t>
+              <w:t>0,922</w:t>
             </w:r>
           </w:p>
         </w:tc>
@@ -805,7 +805,7 @@
               <w:jc w:val="right"/>
             </w:pPr>
             <w:r>
-              <w:t>2,958</w:t>
+              <w:t>2,946</w:t>
             </w:r>
           </w:p>
         </w:tc>
@@ -821,7 +821,7 @@
         <w:rPr>
           <w:b/>
         </w:rPr>
-        <w:t>Итого за сутки: 71,309 МВт·ч.</w:t>
+        <w:t>Итого за сутки: 70,858 МВт·ч.</w:t>
       </w:r>
     </w:p>
     <w:p>
@@ -834,7 +834,7 @@
     </w:p>
     <w:p>
       <w:r>
-        <w:t>Прогноз 180fb68e2ab3, сформирован 26.02.2026 05:00 (Астана); модель windcast-0.1.0-cascade+direct; погода: Open-Meteo Previous Runs: ECMWF IFS, ECMWF AIFS, ICON, GFS, UKMO, GEM, CMA, выпуск 2026-02-25 18:00:00 UTC.</w:t>
+        <w:t>Прогноз 459d5d0d438b, сформирован 26.02.2026 05:00 (Астана); модель windcast-0.1.0-cascade+cqr; погода: Open-Meteo Previous Runs: ECMWF IFS, ECMWF AIFS, ICON, GFS, UKMO, GEM, CMA, выпуск 2026-02-25 18:00:00 UTC.</w:t>
       </w:r>
     </w:p>
     <w:tbl>
@@ -940,7 +940,7 @@
           </w:tcPr>
           <w:p>
             <w:r>
-              <w:t>2,107</w:t>
+              <w:t>2,122</w:t>
             </w:r>
           </w:p>
         </w:tc>
@@ -950,7 +950,7 @@
           </w:tcPr>
           <w:p>
             <w:r>
-              <w:t>3,796</w:t>
+              <w:t>3,780</w:t>
             </w:r>
           </w:p>
         </w:tc>
@@ -960,7 +960,7 @@
           </w:tcPr>
           <w:p>
             <w:r>
-              <w:t>4,920</w:t>
+              <w:t>4,957</w:t>
             </w:r>
           </w:p>
         </w:tc>
@@ -1002,7 +1002,7 @@
           </w:tcPr>
           <w:p>
             <w:r>
-              <w:t>2,033</w:t>
+              <w:t>2,026</w:t>
             </w:r>
           </w:p>
         </w:tc>
@@ -1012,7 +1012,7 @@
           </w:tcPr>
           <w:p>
             <w:r>
-              <w:t>3,837</w:t>
+              <w:t>3,812</w:t>
             </w:r>
           </w:p>
         </w:tc>
@@ -1022,7 +1022,7 @@
           </w:tcPr>
           <w:p>
             <w:r>
-              <w:t>4,953</w:t>
+              <w:t>4,982</w:t>
             </w:r>
           </w:p>
         </w:tc>
@@ -1064,7 +1064,7 @@
           </w:tcPr>
           <w:p>
             <w:r>
-              <w:t>1,915</w:t>
+              <w:t>1,938</w:t>
             </w:r>
           </w:p>
         </w:tc>
@@ -1074,7 +1074,7 @@
           </w:tcPr>
           <w:p>
             <w:r>
-              <w:t>3,834</w:t>
+              <w:t>3,765</w:t>
             </w:r>
           </w:p>
         </w:tc>
@@ -1084,7 +1084,7 @@
           </w:tcPr>
           <w:p>
             <w:r>
-              <w:t>4,931</w:t>
+              <w:t>4,965</w:t>
             </w:r>
           </w:p>
         </w:tc>
@@ -1126,7 +1126,7 @@
           </w:tcPr>
           <w:p>
             <w:r>
-              <w:t>1,740</w:t>
+              <w:t>1,724</w:t>
             </w:r>
           </w:p>
         </w:tc>
@@ -1136,7 +1136,7 @@
           </w:tcPr>
           <w:p>
             <w:r>
-              <w:t>3,707</w:t>
+              <w:t>3,659</w:t>
             </w:r>
           </w:p>
         </w:tc>
@@ -1146,7 +1146,7 @@
           </w:tcPr>
           <w:p>
             <w:r>
-              <w:t>4,913</w:t>
+              <w:t>4,946</w:t>
             </w:r>
           </w:p>
         </w:tc>
@@ -1188,7 +1188,7 @@
           </w:tcPr>
           <w:p>
             <w:r>
-              <w:t>1,309</w:t>
+              <w:t>1,292</w:t>
             </w:r>
           </w:p>
         </w:tc>
@@ -1198,7 +1198,7 @@
           </w:tcPr>
           <w:p>
             <w:r>
-              <w:t>3,925</w:t>
+              <w:t>3,901</w:t>
             </w:r>
           </w:p>
         </w:tc>
@@ -1208,7 +1208,7 @@
           </w:tcPr>
           <w:p>
             <w:r>
-              <w:t>4,852</w:t>
+              <w:t>4,899</w:t>
             </w:r>
           </w:p>
         </w:tc>
@@ -1250,7 +1250,7 @@
           </w:tcPr>
           <w:p>
             <w:r>
-              <w:t>0,987</w:t>
+              <w:t>0,979</w:t>
             </w:r>
           </w:p>
         </w:tc>
@@ -1260,7 +1260,7 @@
           </w:tcPr>
           <w:p>
             <w:r>
-              <w:t>2,973</w:t>
+              <w:t>2,934</w:t>
             </w:r>
           </w:p>
         </w:tc>
@@ -1270,7 +1270,7 @@
           </w:tcPr>
           <w:p>
             <w:r>
-              <w:t>4,779</w:t>
+              <w:t>4,827</w:t>
             </w:r>
           </w:p>
         </w:tc>
@@ -1312,7 +1312,7 @@
           </w:tcPr>
           <w:p>
             <w:r>
-              <w:t>0,530</w:t>
+              <w:t>0,484</w:t>
             </w:r>
           </w:p>
         </w:tc>
@@ -1322,7 +1322,7 @@
           </w:tcPr>
           <w:p>
             <w:r>
-              <w:t>2,351</w:t>
+              <w:t>2,338</w:t>
             </w:r>
           </w:p>
         </w:tc>
@@ -1332,7 +1332,7 @@
           </w:tcPr>
           <w:p>
             <w:r>
-              <w:t>4,452</w:t>
+              <w:t>4,478</w:t>
             </w:r>
           </w:p>
         </w:tc>
@@ -1374,7 +1374,7 @@
           </w:tcPr>
           <w:p>
             <w:r>
-              <w:t>0,226</w:t>
+              <w:t>0,151</w:t>
             </w:r>
           </w:p>
         </w:tc>
@@ -1384,7 +1384,7 @@
           </w:tcPr>
           <w:p>
             <w:r>
-              <w:t>1,782</w:t>
+              <w:t>1,741</w:t>
             </w:r>
           </w:p>
         </w:tc>
@@ -1394,7 +1394,7 @@
           </w:tcPr>
           <w:p>
             <w:r>
-              <w:t>4,072</w:t>
+              <w:t>4,082</w:t>
             </w:r>
           </w:p>
         </w:tc>
@@ -1436,7 +1436,7 @@
           </w:tcPr>
           <w:p>
             <w:r>
-              <w:t>0,123</w:t>
+              <w:t>0,038</w:t>
             </w:r>
           </w:p>
         </w:tc>
@@ -1446,7 +1446,7 @@
           </w:tcPr>
           <w:p>
             <w:r>
-              <w:t>1,733</w:t>
+              <w:t>1,674</w:t>
             </w:r>
           </w:p>
         </w:tc>
@@ -1456,7 +1456,7 @@
           </w:tcPr>
           <w:p>
             <w:r>
-              <w:t>4,159</w:t>
+              <w:t>4,221</w:t>
             </w:r>
           </w:p>
         </w:tc>
@@ -1498,7 +1498,7 @@
           </w:tcPr>
           <w:p>
             <w:r>
-              <w:t>0,122</w:t>
+              <w:t>0,055</w:t>
             </w:r>
           </w:p>
         </w:tc>
@@ -1508,7 +1508,7 @@
           </w:tcPr>
           <w:p>
             <w:r>
-              <w:t>1,479</w:t>
+              <w:t>1,452</w:t>
             </w:r>
           </w:p>
         </w:tc>
@@ -1518,7 +1518,7 @@
           </w:tcPr>
           <w:p>
             <w:r>
-              <w:t>3,930</w:t>
+              <w:t>3,974</w:t>
             </w:r>
           </w:p>
         </w:tc>
@@ -1560,7 +1560,7 @@
           </w:tcPr>
           <w:p>
             <w:r>
-              <w:t>0,047</w:t>
+              <w:t>0,029</w:t>
             </w:r>
           </w:p>
         </w:tc>
@@ -1570,7 +1570,7 @@
           </w:tcPr>
           <w:p>
             <w:r>
-              <w:t>1,298</w:t>
+              <w:t>1,278</w:t>
             </w:r>
           </w:p>
         </w:tc>
@@ -1580,7 +1580,7 @@
           </w:tcPr>
           <w:p>
             <w:r>
-              <w:t>3,348</w:t>
+              <w:t>3,265</w:t>
             </w:r>
           </w:p>
         </w:tc>
@@ -1622,7 +1622,7 @@
           </w:tcPr>
           <w:p>
             <w:r>
-              <w:t>0,074</w:t>
+              <w:t>0,029</w:t>
             </w:r>
           </w:p>
         </w:tc>
@@ -1632,7 +1632,7 @@
           </w:tcPr>
           <w:p>
             <w:r>
-              <w:t>0,987</w:t>
+              <w:t>0,922</w:t>
             </w:r>
           </w:p>
         </w:tc>
@@ -1642,7 +1642,7 @@
           </w:tcPr>
           <w:p>
             <w:r>
-              <w:t>3,392</w:t>
+              <w:t>3,357</w:t>
             </w:r>
           </w:p>
         </w:tc>
@@ -1684,7 +1684,7 @@
           </w:tcPr>
           <w:p>
             <w:r>
-              <w:t>0,147</w:t>
+              <w:t>0,036</w:t>
             </w:r>
           </w:p>
         </w:tc>
@@ -1694,7 +1694,7 @@
           </w:tcPr>
           <w:p>
             <w:r>
-              <w:t>1,518</w:t>
+              <w:t>1,504</w:t>
             </w:r>
           </w:p>
         </w:tc>
@@ -1704,7 +1704,7 @@
           </w:tcPr>
           <w:p>
             <w:r>
-              <w:t>3,963</w:t>
+              <w:t>4,038</w:t>
             </w:r>
           </w:p>
         </w:tc>
@@ -1746,7 +1746,7 @@
           </w:tcPr>
           <w:p>
             <w:r>
-              <w:t>0,305</w:t>
+              <w:t>0,157</w:t>
             </w:r>
           </w:p>
         </w:tc>
@@ -1756,7 +1756,7 @@
           </w:tcPr>
           <w:p>
             <w:r>
-              <w:t>2,155</w:t>
+              <w:t>2,171</w:t>
             </w:r>
           </w:p>
         </w:tc>
@@ -1766,7 +1766,7 @@
           </w:tcPr>
           <w:p>
             <w:r>
-              <w:t>4,466</w:t>
+              <w:t>4,530</w:t>
             </w:r>
           </w:p>
         </w:tc>
@@ -1808,7 +1808,7 @@
           </w:tcPr>
           <w:p>
             <w:r>
-              <w:t>0,786</w:t>
+              <w:t>0,644</w:t>
             </w:r>
           </w:p>
         </w:tc>
@@ -1818,7 +1818,7 @@
           </w:tcPr>
           <w:p>
             <w:r>
-              <w:t>2,762</w:t>
+              <w:t>2,743</w:t>
             </w:r>
           </w:p>
         </w:tc>
@@ -1828,7 +1828,7 @@
           </w:tcPr>
           <w:p>
             <w:r>
-              <w:t>4,756</w:t>
+              <w:t>4,804</w:t>
             </w:r>
           </w:p>
         </w:tc>
@@ -1870,7 +1870,7 @@
           </w:tcPr>
           <w:p>
             <w:r>
-              <w:t>1,552</w:t>
+              <w:t>1,537</w:t>
             </w:r>
           </w:p>
         </w:tc>
@@ -1880,7 +1880,7 @@
           </w:tcPr>
           <w:p>
             <w:r>
-              <w:t>3,295</w:t>
+              <w:t>3,210</w:t>
             </w:r>
           </w:p>
         </w:tc>
@@ -1890,7 +1890,7 @@
           </w:tcPr>
           <w:p>
             <w:r>
-              <w:t>4,933</w:t>
+              <w:t>4,970</w:t>
             </w:r>
           </w:p>
         </w:tc>
@@ -1932,7 +1932,7 @@
           </w:tcPr>
           <w:p>
             <w:r>
-              <w:t>2,264</w:t>
+              <w:t>2,220</w:t>
             </w:r>
           </w:p>
         </w:tc>
@@ -1942,7 +1942,7 @@
           </w:tcPr>
           <w:p>
             <w:r>
-              <w:t>4,079</w:t>
+              <w:t>4,075</w:t>
             </w:r>
           </w:p>
         </w:tc>
@@ -1952,7 +1952,7 @@
           </w:tcPr>
           <w:p>
             <w:r>
-              <w:t>4,972</w:t>
+              <w:t>5,000</w:t>
             </w:r>
           </w:p>
         </w:tc>
@@ -1994,7 +1994,7 @@
           </w:tcPr>
           <w:p>
             <w:r>
-              <w:t>2,381</w:t>
+              <w:t>2,256</w:t>
             </w:r>
           </w:p>
         </w:tc>
@@ -2004,7 +2004,7 @@
           </w:tcPr>
           <w:p>
             <w:r>
-              <w:t>3,922</w:t>
+              <w:t>3,925</w:t>
             </w:r>
           </w:p>
         </w:tc>
@@ -2014,7 +2014,7 @@
           </w:tcPr>
           <w:p>
             <w:r>
-              <w:t>4,936</w:t>
+              <w:t>4,976</w:t>
             </w:r>
           </w:p>
         </w:tc>
@@ -2056,7 +2056,7 @@
           </w:tcPr>
           <w:p>
             <w:r>
-              <w:t>2,656</w:t>
+              <w:t>2,592</w:t>
             </w:r>
           </w:p>
         </w:tc>
@@ -2066,7 +2066,7 @@
           </w:tcPr>
           <w:p>
             <w:r>
-              <w:t>4,035</w:t>
+              <w:t>4,018</w:t>
             </w:r>
           </w:p>
         </w:tc>
@@ -2076,7 +2076,7 @@
           </w:tcPr>
           <w:p>
             <w:r>
-              <w:t>4,960</w:t>
+              <w:t>4,979</w:t>
             </w:r>
           </w:p>
         </w:tc>
@@ -2118,7 +2118,7 @@
           </w:tcPr>
           <w:p>
             <w:r>
-              <w:t>2,791</w:t>
+              <w:t>2,853</w:t>
             </w:r>
           </w:p>
         </w:tc>
@@ -2128,7 +2128,7 @@
           </w:tcPr>
           <w:p>
             <w:r>
-              <w:t>4,131</w:t>
+              <w:t>4,180</w:t>
             </w:r>
           </w:p>
         </w:tc>
@@ -2138,7 +2138,7 @@
           </w:tcPr>
           <w:p>
             <w:r>
-              <w:t>4,933</w:t>
+              <w:t>4,941</w:t>
             </w:r>
           </w:p>
         </w:tc>
@@ -2180,7 +2180,7 @@
           </w:tcPr>
           <w:p>
             <w:r>
-              <w:t>2,274</w:t>
+              <w:t>2,285</w:t>
             </w:r>
           </w:p>
         </w:tc>
@@ -2190,7 +2190,7 @@
           </w:tcPr>
           <w:p>
             <w:r>
-              <w:t>4,031</w:t>
+              <w:t>4,088</w:t>
             </w:r>
           </w:p>
         </w:tc>
@@ -2200,7 +2200,7 @@
           </w:tcPr>
           <w:p>
             <w:r>
-              <w:t>4,901</w:t>
+              <w:t>4,925</w:t>
             </w:r>
           </w:p>
         </w:tc>
@@ -2242,7 +2242,7 @@
           </w:tcPr>
           <w:p>
             <w:r>
-              <w:t>1,741</w:t>
+              <w:t>1,696</w:t>
             </w:r>
           </w:p>
         </w:tc>
@@ -2252,7 +2252,7 @@
           </w:tcPr>
           <w:p>
             <w:r>
-              <w:t>3,483</w:t>
+              <w:t>3,497</w:t>
             </w:r>
           </w:p>
         </w:tc>
@@ -2262,7 +2262,7 @@
           </w:tcPr>
           <w:p>
             <w:r>
-              <w:t>4,892</w:t>
+              <w:t>4,918</w:t>
             </w:r>
           </w:p>
         </w:tc>
@@ -2304,7 +2304,7 @@
           </w:tcPr>
           <w:p>
             <w:r>
-              <w:t>1,511</w:t>
+              <w:t>1,443</w:t>
             </w:r>
           </w:p>
         </w:tc>
@@ -2314,7 +2314,7 @@
           </w:tcPr>
           <w:p>
             <w:r>
-              <w:t>3,238</w:t>
+              <w:t>3,245</w:t>
             </w:r>
           </w:p>
         </w:tc>
@@ -2324,7 +2324,7 @@
           </w:tcPr>
           <w:p>
             <w:r>
-              <w:t>4,819</w:t>
+              <w:t>4,857</w:t>
             </w:r>
           </w:p>
         </w:tc>
@@ -2366,7 +2366,7 @@
           </w:tcPr>
           <w:p>
             <w:r>
-              <w:t>1,269</w:t>
+              <w:t>1,141</w:t>
             </w:r>
           </w:p>
         </w:tc>
@@ -2376,7 +2376,7 @@
           </w:tcPr>
           <w:p>
             <w:r>
-              <w:t>2,958</w:t>
+              <w:t>2,946</w:t>
             </w:r>
           </w:p>
         </w:tc>
@@ -2386,7 +2386,7 @@
           </w:tcPr>
           <w:p>
             <w:r>
-              <w:t>4,744</w:t>
+              <w:t>4,787</w:t>
             </w:r>
           </w:p>
         </w:tc>
@@ -2431,7 +2431,7 @@
         <w:pStyle w:val="ListBullet"/>
       </w:pPr>
       <w:r>
-        <w:t>резкий спад на 2.15 МВт за 3 ч к 07:00</w:t>
+        <w:t>резкий спад на 2.16 МВт за 3 ч к 07:00</w:t>
       </w:r>
     </w:p>
     <w:p>
@@ -2439,7 +2439,7 @@
         <w:pStyle w:val="ListBullet"/>
       </w:pPr>
       <w:r>
-        <w:t>резкий рост на 1.93 МВт за 3 ч к 16:00</w:t>
+        <w:t>резкий рост на 1.91 МВт за 3 ч к 16:00</w:t>
       </w:r>
     </w:p>
     <w:p>
@@ -2576,7 +2576,7 @@
           </w:tcPr>
           <w:p>
             <w:r>
-              <w:t>0,585</w:t>
+              <w:t>0,546</w:t>
             </w:r>
           </w:p>
         </w:tc>
@@ -2586,7 +2586,7 @@
           </w:tcPr>
           <w:p>
             <w:r>
-              <w:t>3,837 → 3,252</w:t>
+              <w:t>3,812 → 3,266</w:t>
             </w:r>
           </w:p>
         </w:tc>
@@ -2638,7 +2638,7 @@
           </w:tcPr>
           <w:p>
             <w:r>
-              <w:t>0,983</w:t>
+              <w:t>0,946</w:t>
             </w:r>
           </w:p>
         </w:tc>
@@ -2648,7 +2648,7 @@
           </w:tcPr>
           <w:p>
             <w:r>
-              <w:t>3,925 → 2,942</w:t>
+              <w:t>3,901 → 2,955</w:t>
             </w:r>
           </w:p>
         </w:tc>
@@ -2700,7 +2700,7 @@
           </w:tcPr>
           <w:p>
             <w:r>
-              <w:t>0,780</w:t>
+              <w:t>0,718</w:t>
             </w:r>
           </w:p>
         </w:tc>
@@ -2710,7 +2710,7 @@
           </w:tcPr>
           <w:p>
             <w:r>
-              <w:t>2,973 → 2,193</w:t>
+              <w:t>2,934 → 2,216</w:t>
             </w:r>
           </w:p>
         </w:tc>
@@ -2762,7 +2762,7 @@
           </w:tcPr>
           <w:p>
             <w:r>
-              <w:t>0,634</w:t>
+              <w:t>0,594</w:t>
             </w:r>
           </w:p>
         </w:tc>
@@ -2772,7 +2772,7 @@
           </w:tcPr>
           <w:p>
             <w:r>
-              <w:t>3,707 → 3,073</w:t>
+              <w:t>3,659 → 3,065</w:t>
             </w:r>
           </w:p>
         </w:tc>
@@ -2824,7 +2824,7 @@
           </w:tcPr>
           <w:p>
             <w:r>
-              <w:t>0,622</w:t>
+              <w:t>0,594</w:t>
             </w:r>
           </w:p>
         </w:tc>
@@ -2834,7 +2834,7 @@
           </w:tcPr>
           <w:p>
             <w:r>
-              <w:t>2,351 → 1,729</w:t>
+              <w:t>2,338 → 1,744</w:t>
             </w:r>
           </w:p>
         </w:tc>
@@ -2886,7 +2886,7 @@
           </w:tcPr>
           <w:p>
             <w:r>
-              <w:t>0,831</w:t>
+              <w:t>0,785</w:t>
             </w:r>
           </w:p>
         </w:tc>
@@ -2896,7 +2896,7 @@
           </w:tcPr>
           <w:p>
             <w:r>
-              <w:t>1,733 → 0,902</w:t>
+              <w:t>1,674 → 0,889</w:t>
             </w:r>
           </w:p>
         </w:tc>
@@ -2928,7 +2928,7 @@
           </w:tcPr>
           <w:p>
             <w:r>
-              <w:t>08:00</w:t>
+              <w:t>10:00</w:t>
             </w:r>
           </w:p>
         </w:tc>
@@ -2948,7 +2948,7 @@
           </w:tcPr>
           <w:p>
             <w:r>
-              <w:t>0,515</w:t>
+              <w:t>0,652</w:t>
             </w:r>
           </w:p>
         </w:tc>
@@ -2958,7 +2958,7 @@
           </w:tcPr>
           <w:p>
             <w:r>
-              <w:t>1,782 → 1,267</w:t>
+              <w:t>1,452 → 0,800</w:t>
             </w:r>
           </w:p>
         </w:tc>
@@ -2968,7 +2968,7 @@
           </w:tcPr>
           <w:p>
             <w:r>
-              <w:t>27.02 05:00</w:t>
+              <w:t>27.02 07:00</w:t>
             </w:r>
           </w:p>
         </w:tc>
@@ -2990,7 +2990,7 @@
           </w:tcPr>
           <w:p>
             <w:r>
-              <w:t>10:00</w:t>
+              <w:t>11:00</w:t>
             </w:r>
           </w:p>
         </w:tc>
@@ -3010,7 +3010,7 @@
           </w:tcPr>
           <w:p>
             <w:r>
-              <w:t>0,661</w:t>
+              <w:t>0,525</w:t>
             </w:r>
           </w:p>
         </w:tc>
@@ -3020,7 +3020,7 @@
           </w:tcPr>
           <w:p>
             <w:r>
-              <w:t>1,479 → 0,818</w:t>
+              <w:t>1,278 → 0,753</w:t>
             </w:r>
           </w:p>
         </w:tc>
@@ -3030,7 +3030,7 @@
           </w:tcPr>
           <w:p>
             <w:r>
-              <w:t>27.02 07:00</w:t>
+              <w:t>27.02 08:00</w:t>
             </w:r>
           </w:p>
         </w:tc>
@@ -3052,7 +3052,7 @@
           </w:tcPr>
           <w:p>
             <w:r>
-              <w:t>11:00</w:t>
+              <w:t>13:00</w:t>
             </w:r>
           </w:p>
         </w:tc>
@@ -3072,7 +3072,7 @@
           </w:tcPr>
           <w:p>
             <w:r>
-              <w:t>0,529</w:t>
+              <w:t>0,578</w:t>
             </w:r>
           </w:p>
         </w:tc>
@@ -3082,7 +3082,7 @@
           </w:tcPr>
           <w:p>
             <w:r>
-              <w:t>1,298 → 0,769</w:t>
+              <w:t>1,504 → 0,926</w:t>
             </w:r>
           </w:p>
         </w:tc>
@@ -3092,7 +3092,7 @@
           </w:tcPr>
           <w:p>
             <w:r>
-              <w:t>27.02 08:00</w:t>
+              <w:t>27.02 10:00</w:t>
             </w:r>
           </w:p>
         </w:tc>
@@ -3114,7 +3114,7 @@
           </w:tcPr>
           <w:p>
             <w:r>
-              <w:t>13:00</w:t>
+              <w:t>14:00</w:t>
             </w:r>
           </w:p>
         </w:tc>
@@ -3134,7 +3134,7 @@
           </w:tcPr>
           <w:p>
             <w:r>
-              <w:t>0,593</w:t>
+              <w:t>0,705</w:t>
             </w:r>
           </w:p>
         </w:tc>
@@ -3144,7 +3144,7 @@
           </w:tcPr>
           <w:p>
             <w:r>
-              <w:t>1,518 → 0,925</w:t>
+              <w:t>2,171 → 1,466</w:t>
             </w:r>
           </w:p>
         </w:tc>
@@ -3154,7 +3154,7 @@
           </w:tcPr>
           <w:p>
             <w:r>
-              <w:t>27.02 10:00</w:t>
+              <w:t>27.02 11:00</w:t>
             </w:r>
           </w:p>
         </w:tc>
@@ -3176,7 +3176,7 @@
           </w:tcPr>
           <w:p>
             <w:r>
-              <w:t>14:00</w:t>
+              <w:t>15:00</w:t>
             </w:r>
           </w:p>
         </w:tc>
@@ -3196,7 +3196,7 @@
           </w:tcPr>
           <w:p>
             <w:r>
-              <w:t>0,697</w:t>
+              <w:t>1,221</w:t>
             </w:r>
           </w:p>
         </w:tc>
@@ -3206,7 +3206,7 @@
           </w:tcPr>
           <w:p>
             <w:r>
-              <w:t>2,155 → 1,458</w:t>
+              <w:t>2,743 → 1,522</w:t>
             </w:r>
           </w:p>
         </w:tc>
@@ -3216,7 +3216,7 @@
           </w:tcPr>
           <w:p>
             <w:r>
-              <w:t>27.02 11:00</w:t>
+              <w:t>27.02 12:00</w:t>
             </w:r>
           </w:p>
         </w:tc>
@@ -3228,7 +3228,7 @@
           </w:tcPr>
           <w:p>
             <w:r>
-              <w:t>26.02 23:00</w:t>
+              <w:t>27.02 05:00</w:t>
             </w:r>
           </w:p>
         </w:tc>
@@ -3238,7 +3238,7 @@
           </w:tcPr>
           <w:p>
             <w:r>
-              <w:t>15:00</w:t>
+              <w:t>16:00</w:t>
             </w:r>
           </w:p>
         </w:tc>
@@ -3258,7 +3258,7 @@
           </w:tcPr>
           <w:p>
             <w:r>
-              <w:t>1,234</w:t>
+              <w:t>0,526</w:t>
             </w:r>
           </w:p>
         </w:tc>
@@ -3268,7 +3268,7 @@
           </w:tcPr>
           <w:p>
             <w:r>
-              <w:t>2,762 → 1,528</w:t>
+              <w:t>3,210 → 2,684</w:t>
             </w:r>
           </w:p>
         </w:tc>
@@ -3278,7 +3278,7 @@
           </w:tcPr>
           <w:p>
             <w:r>
-              <w:t>27.02 12:00</w:t>
+              <w:t>27.02 13:00</w:t>
             </w:r>
           </w:p>
         </w:tc>
@@ -3290,7 +3290,7 @@
           </w:tcPr>
           <w:p>
             <w:r>
-              <w:t>26.02 23:00</w:t>
+              <w:t>27.02 05:00</w:t>
             </w:r>
           </w:p>
         </w:tc>
@@ -3300,7 +3300,7 @@
           </w:tcPr>
           <w:p>
             <w:r>
-              <w:t>16:00</w:t>
+              <w:t>17:00</w:t>
             </w:r>
           </w:p>
         </w:tc>
@@ -3320,7 +3320,7 @@
           </w:tcPr>
           <w:p>
             <w:r>
-              <w:t>0,504</w:t>
+              <w:t>0,859</w:t>
             </w:r>
           </w:p>
         </w:tc>
@@ -3330,7 +3330,7 @@
           </w:tcPr>
           <w:p>
             <w:r>
-              <w:t>3,295 → 2,791</w:t>
+              <w:t>4,075 → 3,216</w:t>
             </w:r>
           </w:p>
         </w:tc>
@@ -3340,7 +3340,7 @@
           </w:tcPr>
           <w:p>
             <w:r>
-              <w:t>27.02 13:00</w:t>
+              <w:t>27.02 14:00</w:t>
             </w:r>
           </w:p>
         </w:tc>
@@ -3362,7 +3362,7 @@
           </w:tcPr>
           <w:p>
             <w:r>
-              <w:t>17:00</w:t>
+              <w:t>18:00</w:t>
             </w:r>
           </w:p>
         </w:tc>
@@ -3382,7 +3382,7 @@
           </w:tcPr>
           <w:p>
             <w:r>
-              <w:t>0,852</w:t>
+              <w:t>0,532</w:t>
             </w:r>
           </w:p>
         </w:tc>
@@ -3392,7 +3392,7 @@
           </w:tcPr>
           <w:p>
             <w:r>
-              <w:t>4,079 → 3,227</w:t>
+              <w:t>3,925 → 3,393</w:t>
             </w:r>
           </w:p>
         </w:tc>
@@ -3402,7 +3402,7 @@
           </w:tcPr>
           <w:p>
             <w:r>
-              <w:t>27.02 14:00</w:t>
+              <w:t>27.02 15:00</w:t>
             </w:r>
           </w:p>
         </w:tc>
@@ -3444,7 +3444,7 @@
           </w:tcPr>
           <w:p>
             <w:r>
-              <w:t>0,552</w:t>
+              <w:t>0,592</w:t>
             </w:r>
           </w:p>
         </w:tc>
@@ -3454,7 +3454,7 @@
           </w:tcPr>
           <w:p>
             <w:r>
-              <w:t>4,131 → 3,579</w:t>
+              <w:t>4,180 → 3,588</w:t>
             </w:r>
           </w:p>
         </w:tc>
